--- a/React Interview Questions.docx
+++ b/React Interview Questions.docx
@@ -9704,6 +9704,1464 @@
     <w:p>
       <w:pPr>
         <w:spacing w:before="100" w:beforeAutospacing="1" w:after="100" w:afterAutospacing="1" w:line="240" w:lineRule="auto"/>
+        <w:outlineLvl w:val="1"/>
+        <w:rPr>
+          <w:rFonts w:ascii="Times New Roman" w:eastAsia="Times New Roman" w:hAnsi="Times New Roman" w:cs="Times New Roman"/>
+          <w:b/>
+          <w:bCs/>
+          <w:sz w:val="36"/>
+          <w:szCs w:val="36"/>
+          <w:lang w:eastAsia="en-IN"/>
+        </w:rPr>
+      </w:pPr>
+      <w:r>
+        <w:rPr>
+          <w:rFonts w:ascii="Times New Roman" w:eastAsia="Times New Roman" w:hAnsi="Times New Roman" w:cs="Times New Roman"/>
+          <w:b/>
+          <w:bCs/>
+          <w:sz w:val="36"/>
+          <w:szCs w:val="36"/>
+          <w:lang w:eastAsia="en-IN"/>
+        </w:rPr>
+        <w:t>What are Error Boundaries in React?</w:t>
+      </w:r>
+    </w:p>
+    <w:p>
+      <w:pPr>
+        <w:spacing w:before="100" w:beforeAutospacing="1" w:after="100" w:afterAutospacing="1" w:line="240" w:lineRule="auto"/>
+        <w:rPr>
+          <w:rFonts w:ascii="Times New Roman" w:eastAsia="Times New Roman" w:hAnsi="Times New Roman" w:cs="Times New Roman"/>
+          <w:sz w:val="24"/>
+          <w:szCs w:val="24"/>
+          <w:lang w:eastAsia="en-IN"/>
+        </w:rPr>
+      </w:pPr>
+      <w:r>
+        <w:rPr>
+          <w:rFonts w:ascii="Times New Roman" w:eastAsia="Times New Roman" w:hAnsi="Times New Roman" w:cs="Times New Roman"/>
+          <w:b/>
+          <w:bCs/>
+          <w:sz w:val="24"/>
+          <w:szCs w:val="24"/>
+          <w:lang w:eastAsia="en-IN"/>
+        </w:rPr>
+        <w:lastRenderedPageBreak/>
+        <w:t>Answer:</w:t>
+      </w:r>
+    </w:p>
+    <w:p>
+      <w:pPr>
+        <w:spacing w:before="100" w:beforeAutospacing="1" w:after="100" w:afterAutospacing="1" w:line="240" w:lineRule="auto"/>
+        <w:rPr>
+          <w:rFonts w:ascii="Times New Roman" w:eastAsia="Times New Roman" w:hAnsi="Times New Roman" w:cs="Times New Roman"/>
+          <w:sz w:val="24"/>
+          <w:szCs w:val="24"/>
+          <w:lang w:eastAsia="en-IN"/>
+        </w:rPr>
+      </w:pPr>
+      <w:r>
+        <w:rPr>
+          <w:rFonts w:ascii="Times New Roman" w:eastAsia="Times New Roman" w:hAnsi="Times New Roman" w:cs="Times New Roman"/>
+          <w:sz w:val="24"/>
+          <w:szCs w:val="24"/>
+          <w:lang w:eastAsia="en-IN"/>
+        </w:rPr>
+        <w:t>Error Boundaries are React components used to catch JavaScript errors that occur during rendering, lifecycle methods, or constructors of their child components.</w:t>
+      </w:r>
+    </w:p>
+    <w:p>
+      <w:pPr>
+        <w:spacing w:before="100" w:beforeAutospacing="1" w:after="100" w:afterAutospacing="1" w:line="240" w:lineRule="auto"/>
+        <w:rPr>
+          <w:rFonts w:ascii="Times New Roman" w:eastAsia="Times New Roman" w:hAnsi="Times New Roman" w:cs="Times New Roman"/>
+          <w:sz w:val="24"/>
+          <w:szCs w:val="24"/>
+          <w:lang w:eastAsia="en-IN"/>
+        </w:rPr>
+      </w:pPr>
+      <w:r>
+        <w:rPr>
+          <w:rFonts w:ascii="Times New Roman" w:eastAsia="Times New Roman" w:hAnsi="Times New Roman" w:cs="Times New Roman"/>
+          <w:sz w:val="24"/>
+          <w:szCs w:val="24"/>
+          <w:lang w:eastAsia="en-IN"/>
+        </w:rPr>
+        <w:t xml:space="preserve">They prevent the entire application from crashing and allow us to display a </w:t>
+      </w:r>
+      <w:proofErr w:type="spellStart"/>
+      <w:r>
+        <w:rPr>
+          <w:rFonts w:ascii="Times New Roman" w:eastAsia="Times New Roman" w:hAnsi="Times New Roman" w:cs="Times New Roman"/>
+          <w:sz w:val="24"/>
+          <w:szCs w:val="24"/>
+          <w:lang w:eastAsia="en-IN"/>
+        </w:rPr>
+        <w:t>fallback</w:t>
+      </w:r>
+      <w:proofErr w:type="spellEnd"/>
+      <w:r>
+        <w:rPr>
+          <w:rFonts w:ascii="Times New Roman" w:eastAsia="Times New Roman" w:hAnsi="Times New Roman" w:cs="Times New Roman"/>
+          <w:sz w:val="24"/>
+          <w:szCs w:val="24"/>
+          <w:lang w:eastAsia="en-IN"/>
+        </w:rPr>
+        <w:t xml:space="preserve"> UI instead.</w:t>
+      </w:r>
+    </w:p>
+    <w:p>
+      <w:pPr>
+        <w:spacing w:before="100" w:beforeAutospacing="1" w:after="100" w:afterAutospacing="1" w:line="240" w:lineRule="auto"/>
+        <w:rPr>
+          <w:rFonts w:ascii="Times New Roman" w:eastAsia="Times New Roman" w:hAnsi="Times New Roman" w:cs="Times New Roman"/>
+          <w:sz w:val="24"/>
+          <w:szCs w:val="24"/>
+          <w:lang w:eastAsia="en-IN"/>
+        </w:rPr>
+      </w:pPr>
+      <w:r>
+        <w:rPr>
+          <w:rFonts w:ascii="Times New Roman" w:eastAsia="Times New Roman" w:hAnsi="Times New Roman" w:cs="Times New Roman"/>
+          <w:sz w:val="24"/>
+          <w:szCs w:val="24"/>
+          <w:lang w:eastAsia="en-IN"/>
+        </w:rPr>
+        <w:t xml:space="preserve">For example, in an e-commerce application, if the Product Details component has a rendering error, an Error Boundary can display </w:t>
+      </w:r>
+      <w:r>
+        <w:rPr>
+          <w:rFonts w:ascii="Times New Roman" w:eastAsia="Times New Roman" w:hAnsi="Times New Roman" w:cs="Times New Roman"/>
+          <w:b/>
+          <w:bCs/>
+          <w:sz w:val="24"/>
+          <w:szCs w:val="24"/>
+          <w:lang w:eastAsia="en-IN"/>
+        </w:rPr>
+        <w:t>"Something went wrong"</w:t>
+      </w:r>
+      <w:r>
+        <w:rPr>
+          <w:rFonts w:ascii="Times New Roman" w:eastAsia="Times New Roman" w:hAnsi="Times New Roman" w:cs="Times New Roman"/>
+          <w:sz w:val="24"/>
+          <w:szCs w:val="24"/>
+          <w:lang w:eastAsia="en-IN"/>
+        </w:rPr>
+        <w:t xml:space="preserve"> instead of breaking the complete application.</w:t>
+      </w:r>
+    </w:p>
+    <w:p>
+      <w:pPr>
+        <w:spacing w:before="100" w:beforeAutospacing="1" w:after="100" w:afterAutospacing="1" w:line="240" w:lineRule="auto"/>
+        <w:rPr>
+          <w:rFonts w:ascii="Times New Roman" w:eastAsia="Times New Roman" w:hAnsi="Times New Roman" w:cs="Times New Roman"/>
+          <w:sz w:val="24"/>
+          <w:szCs w:val="24"/>
+          <w:lang w:eastAsia="en-IN"/>
+        </w:rPr>
+      </w:pPr>
+      <w:r>
+        <w:rPr>
+          <w:rFonts w:ascii="Times New Roman" w:eastAsia="Times New Roman" w:hAnsi="Times New Roman" w:cs="Times New Roman"/>
+          <w:b/>
+          <w:bCs/>
+          <w:sz w:val="24"/>
+          <w:szCs w:val="24"/>
+          <w:lang w:eastAsia="en-IN"/>
+        </w:rPr>
+        <w:t>Interview answer:</w:t>
+      </w:r>
+    </w:p>
+    <w:p>
+      <w:pPr>
+        <w:spacing w:beforeAutospacing="1" w:after="100" w:afterAutospacing="1" w:line="240" w:lineRule="auto"/>
+        <w:rPr>
+          <w:rFonts w:ascii="Times New Roman" w:eastAsia="Times New Roman" w:hAnsi="Times New Roman" w:cs="Times New Roman"/>
+          <w:sz w:val="24"/>
+          <w:szCs w:val="24"/>
+          <w:lang w:eastAsia="en-IN"/>
+        </w:rPr>
+      </w:pPr>
+      <w:r>
+        <w:rPr>
+          <w:rFonts w:ascii="Times New Roman" w:eastAsia="Times New Roman" w:hAnsi="Times New Roman" w:cs="Times New Roman"/>
+          <w:sz w:val="24"/>
+          <w:szCs w:val="24"/>
+          <w:lang w:eastAsia="en-IN"/>
+        </w:rPr>
+        <w:t xml:space="preserve">"Error Boundaries are used to catch rendering-related errors in a component tree and display a </w:t>
+      </w:r>
+      <w:proofErr w:type="spellStart"/>
+      <w:r>
+        <w:rPr>
+          <w:rFonts w:ascii="Times New Roman" w:eastAsia="Times New Roman" w:hAnsi="Times New Roman" w:cs="Times New Roman"/>
+          <w:sz w:val="24"/>
+          <w:szCs w:val="24"/>
+          <w:lang w:eastAsia="en-IN"/>
+        </w:rPr>
+        <w:t>fallback</w:t>
+      </w:r>
+      <w:proofErr w:type="spellEnd"/>
+      <w:r>
+        <w:rPr>
+          <w:rFonts w:ascii="Times New Roman" w:eastAsia="Times New Roman" w:hAnsi="Times New Roman" w:cs="Times New Roman"/>
+          <w:sz w:val="24"/>
+          <w:szCs w:val="24"/>
+          <w:lang w:eastAsia="en-IN"/>
+        </w:rPr>
+        <w:t xml:space="preserve"> UI instead of allowing the entire application to crash. They are useful in production applications for handling unexpected UI errors and logging them for debugging."</w:t>
+      </w:r>
+    </w:p>
+    <w:p>
+      <w:pPr>
+        <w:spacing w:after="0" w:line="240" w:lineRule="auto"/>
+        <w:rPr>
+          <w:rFonts w:ascii="Times New Roman" w:eastAsia="Times New Roman" w:hAnsi="Times New Roman" w:cs="Times New Roman"/>
+          <w:sz w:val="24"/>
+          <w:szCs w:val="24"/>
+          <w:lang w:eastAsia="en-IN"/>
+        </w:rPr>
+      </w:pPr>
+      <w:r>
+        <w:rPr>
+          <w:rFonts w:ascii="Times New Roman" w:eastAsia="Times New Roman" w:hAnsi="Times New Roman" w:cs="Times New Roman"/>
+          <w:sz w:val="24"/>
+          <w:szCs w:val="24"/>
+          <w:lang w:eastAsia="en-IN"/>
+        </w:rPr>
+        <w:pict>
+          <v:rect id="_x0000_i1127" style="width:0;height:1.5pt" o:hralign="center" o:hrstd="t" o:hr="t" fillcolor="#a0a0a0" stroked="f"/>
+        </w:pict>
+      </w:r>
+    </w:p>
+    <w:p>
+      <w:pPr>
+        <w:spacing w:before="100" w:beforeAutospacing="1" w:after="100" w:afterAutospacing="1" w:line="240" w:lineRule="auto"/>
+        <w:outlineLvl w:val="1"/>
+        <w:rPr>
+          <w:rFonts w:ascii="Times New Roman" w:eastAsia="Times New Roman" w:hAnsi="Times New Roman" w:cs="Times New Roman"/>
+          <w:b/>
+          <w:bCs/>
+          <w:sz w:val="36"/>
+          <w:szCs w:val="36"/>
+          <w:lang w:eastAsia="en-IN"/>
+        </w:rPr>
+      </w:pPr>
+      <w:r>
+        <w:rPr>
+          <w:rFonts w:ascii="Times New Roman" w:eastAsia="Times New Roman" w:hAnsi="Times New Roman" w:cs="Times New Roman"/>
+          <w:b/>
+          <w:bCs/>
+          <w:sz w:val="36"/>
+          <w:szCs w:val="36"/>
+          <w:lang w:eastAsia="en-IN"/>
+        </w:rPr>
+        <w:t>5</w:t>
+      </w:r>
+      <w:r>
+        <w:rPr>
+          <w:rFonts w:ascii="Times New Roman" w:eastAsia="Times New Roman" w:hAnsi="Times New Roman" w:cs="Times New Roman"/>
+          <w:b/>
+          <w:bCs/>
+          <w:sz w:val="36"/>
+          <w:szCs w:val="36"/>
+          <w:lang w:eastAsia="en-IN"/>
+        </w:rPr>
+        <w:t xml:space="preserve">2. What is </w:t>
+      </w:r>
+      <w:proofErr w:type="spellStart"/>
+      <w:r>
+        <w:rPr>
+          <w:rFonts w:ascii="Times New Roman" w:eastAsia="Times New Roman" w:hAnsi="Times New Roman" w:cs="Times New Roman"/>
+          <w:b/>
+          <w:bCs/>
+          <w:sz w:val="36"/>
+          <w:szCs w:val="36"/>
+          <w:lang w:eastAsia="en-IN"/>
+        </w:rPr>
+        <w:t>useRef</w:t>
+      </w:r>
+      <w:proofErr w:type="spellEnd"/>
+      <w:r>
+        <w:rPr>
+          <w:rFonts w:ascii="Times New Roman" w:eastAsia="Times New Roman" w:hAnsi="Times New Roman" w:cs="Times New Roman"/>
+          <w:b/>
+          <w:bCs/>
+          <w:sz w:val="36"/>
+          <w:szCs w:val="36"/>
+          <w:lang w:eastAsia="en-IN"/>
+        </w:rPr>
+        <w:t xml:space="preserve"> in React?</w:t>
+      </w:r>
+    </w:p>
+    <w:p>
+      <w:pPr>
+        <w:spacing w:before="100" w:beforeAutospacing="1" w:after="100" w:afterAutospacing="1" w:line="240" w:lineRule="auto"/>
+        <w:rPr>
+          <w:rFonts w:ascii="Times New Roman" w:eastAsia="Times New Roman" w:hAnsi="Times New Roman" w:cs="Times New Roman"/>
+          <w:sz w:val="24"/>
+          <w:szCs w:val="24"/>
+          <w:lang w:eastAsia="en-IN"/>
+        </w:rPr>
+      </w:pPr>
+      <w:r>
+        <w:rPr>
+          <w:rFonts w:ascii="Times New Roman" w:eastAsia="Times New Roman" w:hAnsi="Times New Roman" w:cs="Times New Roman"/>
+          <w:b/>
+          <w:bCs/>
+          <w:sz w:val="24"/>
+          <w:szCs w:val="24"/>
+          <w:lang w:eastAsia="en-IN"/>
+        </w:rPr>
+        <w:t>Answer:</w:t>
+      </w:r>
+    </w:p>
+    <w:p>
+      <w:pPr>
+        <w:spacing w:before="100" w:beforeAutospacing="1" w:after="100" w:afterAutospacing="1" w:line="240" w:lineRule="auto"/>
+        <w:rPr>
+          <w:rFonts w:ascii="Times New Roman" w:eastAsia="Times New Roman" w:hAnsi="Times New Roman" w:cs="Times New Roman"/>
+          <w:sz w:val="24"/>
+          <w:szCs w:val="24"/>
+          <w:lang w:eastAsia="en-IN"/>
+        </w:rPr>
+      </w:pPr>
+      <w:proofErr w:type="spellStart"/>
+      <w:proofErr w:type="gramStart"/>
+      <w:r>
+        <w:rPr>
+          <w:rFonts w:ascii="Courier New" w:eastAsia="Times New Roman" w:hAnsi="Courier New" w:cs="Courier New"/>
+          <w:sz w:val="20"/>
+          <w:szCs w:val="20"/>
+          <w:lang w:eastAsia="en-IN"/>
+        </w:rPr>
+        <w:t>useRef</w:t>
+      </w:r>
+      <w:proofErr w:type="spellEnd"/>
+      <w:proofErr w:type="gramEnd"/>
+      <w:r>
+        <w:rPr>
+          <w:rFonts w:ascii="Times New Roman" w:eastAsia="Times New Roman" w:hAnsi="Times New Roman" w:cs="Times New Roman"/>
+          <w:sz w:val="24"/>
+          <w:szCs w:val="24"/>
+          <w:lang w:eastAsia="en-IN"/>
+        </w:rPr>
+        <w:t xml:space="preserve"> is a React Hook used to store a value that persists between renders without causing a re-render when the value changes.</w:t>
+      </w:r>
+    </w:p>
+    <w:p>
+      <w:pPr>
+        <w:spacing w:before="100" w:beforeAutospacing="1" w:after="100" w:afterAutospacing="1" w:line="240" w:lineRule="auto"/>
+        <w:rPr>
+          <w:rFonts w:ascii="Times New Roman" w:eastAsia="Times New Roman" w:hAnsi="Times New Roman" w:cs="Times New Roman"/>
+          <w:sz w:val="24"/>
+          <w:szCs w:val="24"/>
+          <w:lang w:eastAsia="en-IN"/>
+        </w:rPr>
+      </w:pPr>
+      <w:r>
+        <w:rPr>
+          <w:rFonts w:ascii="Times New Roman" w:eastAsia="Times New Roman" w:hAnsi="Times New Roman" w:cs="Times New Roman"/>
+          <w:sz w:val="24"/>
+          <w:szCs w:val="24"/>
+          <w:lang w:eastAsia="en-IN"/>
+        </w:rPr>
+        <w:t>It is also commonly used to directly access DOM elements.</w:t>
+      </w:r>
+    </w:p>
+    <w:p>
+      <w:pPr>
+        <w:spacing w:before="100" w:beforeAutospacing="1" w:after="100" w:afterAutospacing="1" w:line="240" w:lineRule="auto"/>
+        <w:rPr>
+          <w:rFonts w:ascii="Times New Roman" w:eastAsia="Times New Roman" w:hAnsi="Times New Roman" w:cs="Times New Roman"/>
+          <w:sz w:val="24"/>
+          <w:szCs w:val="24"/>
+          <w:lang w:eastAsia="en-IN"/>
+        </w:rPr>
+      </w:pPr>
+      <w:r>
+        <w:rPr>
+          <w:rFonts w:ascii="Times New Roman" w:eastAsia="Times New Roman" w:hAnsi="Times New Roman" w:cs="Times New Roman"/>
+          <w:sz w:val="24"/>
+          <w:szCs w:val="24"/>
+          <w:lang w:eastAsia="en-IN"/>
+        </w:rPr>
+        <w:t xml:space="preserve">For example, we can use </w:t>
+      </w:r>
+      <w:proofErr w:type="spellStart"/>
+      <w:r>
+        <w:rPr>
+          <w:rFonts w:ascii="Courier New" w:eastAsia="Times New Roman" w:hAnsi="Courier New" w:cs="Courier New"/>
+          <w:sz w:val="20"/>
+          <w:szCs w:val="20"/>
+          <w:lang w:eastAsia="en-IN"/>
+        </w:rPr>
+        <w:t>useRef</w:t>
+      </w:r>
+      <w:proofErr w:type="spellEnd"/>
+      <w:r>
+        <w:rPr>
+          <w:rFonts w:ascii="Times New Roman" w:eastAsia="Times New Roman" w:hAnsi="Times New Roman" w:cs="Times New Roman"/>
+          <w:sz w:val="24"/>
+          <w:szCs w:val="24"/>
+          <w:lang w:eastAsia="en-IN"/>
+        </w:rPr>
+        <w:t xml:space="preserve"> to focus an input:</w:t>
+      </w:r>
+    </w:p>
+    <w:p>
+      <w:pPr>
+        <w:tabs>
+          <w:tab w:val="left" w:pos="916"/>
+          <w:tab w:val="left" w:pos="1832"/>
+          <w:tab w:val="left" w:pos="2748"/>
+          <w:tab w:val="left" w:pos="3664"/>
+          <w:tab w:val="left" w:pos="4580"/>
+          <w:tab w:val="left" w:pos="5496"/>
+          <w:tab w:val="left" w:pos="6412"/>
+          <w:tab w:val="left" w:pos="7328"/>
+          <w:tab w:val="left" w:pos="8244"/>
+          <w:tab w:val="left" w:pos="9160"/>
+          <w:tab w:val="left" w:pos="10076"/>
+          <w:tab w:val="left" w:pos="10992"/>
+          <w:tab w:val="left" w:pos="11908"/>
+          <w:tab w:val="left" w:pos="12824"/>
+          <w:tab w:val="left" w:pos="13740"/>
+          <w:tab w:val="left" w:pos="14656"/>
+        </w:tabs>
+        <w:spacing w:after="0" w:line="240" w:lineRule="auto"/>
+        <w:rPr>
+          <w:rFonts w:ascii="Courier New" w:eastAsia="Times New Roman" w:hAnsi="Courier New" w:cs="Courier New"/>
+          <w:sz w:val="20"/>
+          <w:szCs w:val="20"/>
+          <w:lang w:eastAsia="en-IN"/>
+        </w:rPr>
+      </w:pPr>
+      <w:proofErr w:type="spellStart"/>
+      <w:proofErr w:type="gramStart"/>
+      <w:r>
+        <w:rPr>
+          <w:rFonts w:ascii="Courier New" w:eastAsia="Times New Roman" w:hAnsi="Courier New" w:cs="Courier New"/>
+          <w:sz w:val="20"/>
+          <w:szCs w:val="20"/>
+          <w:lang w:eastAsia="en-IN"/>
+        </w:rPr>
+        <w:t>const</w:t>
+      </w:r>
+      <w:proofErr w:type="spellEnd"/>
+      <w:proofErr w:type="gramEnd"/>
+      <w:r>
+        <w:rPr>
+          <w:rFonts w:ascii="Courier New" w:eastAsia="Times New Roman" w:hAnsi="Courier New" w:cs="Courier New"/>
+          <w:sz w:val="20"/>
+          <w:szCs w:val="20"/>
+          <w:lang w:eastAsia="en-IN"/>
+        </w:rPr>
+        <w:t xml:space="preserve"> </w:t>
+      </w:r>
+      <w:proofErr w:type="spellStart"/>
+      <w:r>
+        <w:rPr>
+          <w:rFonts w:ascii="Courier New" w:eastAsia="Times New Roman" w:hAnsi="Courier New" w:cs="Courier New"/>
+          <w:sz w:val="20"/>
+          <w:szCs w:val="20"/>
+          <w:lang w:eastAsia="en-IN"/>
+        </w:rPr>
+        <w:t>inputRef</w:t>
+      </w:r>
+      <w:proofErr w:type="spellEnd"/>
+      <w:r>
+        <w:rPr>
+          <w:rFonts w:ascii="Courier New" w:eastAsia="Times New Roman" w:hAnsi="Courier New" w:cs="Courier New"/>
+          <w:sz w:val="20"/>
+          <w:szCs w:val="20"/>
+          <w:lang w:eastAsia="en-IN"/>
+        </w:rPr>
+        <w:t xml:space="preserve"> = </w:t>
+      </w:r>
+      <w:proofErr w:type="spellStart"/>
+      <w:r>
+        <w:rPr>
+          <w:rFonts w:ascii="Courier New" w:eastAsia="Times New Roman" w:hAnsi="Courier New" w:cs="Courier New"/>
+          <w:sz w:val="20"/>
+          <w:szCs w:val="20"/>
+          <w:lang w:eastAsia="en-IN"/>
+        </w:rPr>
+        <w:t>useRef</w:t>
+      </w:r>
+      <w:proofErr w:type="spellEnd"/>
+      <w:r>
+        <w:rPr>
+          <w:rFonts w:ascii="Courier New" w:eastAsia="Times New Roman" w:hAnsi="Courier New" w:cs="Courier New"/>
+          <w:sz w:val="20"/>
+          <w:szCs w:val="20"/>
+          <w:lang w:eastAsia="en-IN"/>
+        </w:rPr>
+        <w:t>(null);</w:t>
+      </w:r>
+    </w:p>
+    <w:p>
+      <w:pPr>
+        <w:tabs>
+          <w:tab w:val="left" w:pos="916"/>
+          <w:tab w:val="left" w:pos="1832"/>
+          <w:tab w:val="left" w:pos="2748"/>
+          <w:tab w:val="left" w:pos="3664"/>
+          <w:tab w:val="left" w:pos="4580"/>
+          <w:tab w:val="left" w:pos="5496"/>
+          <w:tab w:val="left" w:pos="6412"/>
+          <w:tab w:val="left" w:pos="7328"/>
+          <w:tab w:val="left" w:pos="8244"/>
+          <w:tab w:val="left" w:pos="9160"/>
+          <w:tab w:val="left" w:pos="10076"/>
+          <w:tab w:val="left" w:pos="10992"/>
+          <w:tab w:val="left" w:pos="11908"/>
+          <w:tab w:val="left" w:pos="12824"/>
+          <w:tab w:val="left" w:pos="13740"/>
+          <w:tab w:val="left" w:pos="14656"/>
+        </w:tabs>
+        <w:spacing w:after="0" w:line="240" w:lineRule="auto"/>
+        <w:rPr>
+          <w:rFonts w:ascii="Courier New" w:eastAsia="Times New Roman" w:hAnsi="Courier New" w:cs="Courier New"/>
+          <w:sz w:val="20"/>
+          <w:szCs w:val="20"/>
+          <w:lang w:eastAsia="en-IN"/>
+        </w:rPr>
+      </w:pPr>
+    </w:p>
+    <w:p>
+      <w:pPr>
+        <w:tabs>
+          <w:tab w:val="left" w:pos="916"/>
+          <w:tab w:val="left" w:pos="1832"/>
+          <w:tab w:val="left" w:pos="2748"/>
+          <w:tab w:val="left" w:pos="3664"/>
+          <w:tab w:val="left" w:pos="4580"/>
+          <w:tab w:val="left" w:pos="5496"/>
+          <w:tab w:val="left" w:pos="6412"/>
+          <w:tab w:val="left" w:pos="7328"/>
+          <w:tab w:val="left" w:pos="8244"/>
+          <w:tab w:val="left" w:pos="9160"/>
+          <w:tab w:val="left" w:pos="10076"/>
+          <w:tab w:val="left" w:pos="10992"/>
+          <w:tab w:val="left" w:pos="11908"/>
+          <w:tab w:val="left" w:pos="12824"/>
+          <w:tab w:val="left" w:pos="13740"/>
+          <w:tab w:val="left" w:pos="14656"/>
+        </w:tabs>
+        <w:spacing w:after="0" w:line="240" w:lineRule="auto"/>
+        <w:rPr>
+          <w:rFonts w:ascii="Courier New" w:eastAsia="Times New Roman" w:hAnsi="Courier New" w:cs="Courier New"/>
+          <w:sz w:val="20"/>
+          <w:szCs w:val="20"/>
+          <w:lang w:eastAsia="en-IN"/>
+        </w:rPr>
+      </w:pPr>
+      <w:proofErr w:type="spellStart"/>
+      <w:proofErr w:type="gramStart"/>
+      <w:r>
+        <w:rPr>
+          <w:rFonts w:ascii="Courier New" w:eastAsia="Times New Roman" w:hAnsi="Courier New" w:cs="Courier New"/>
+          <w:sz w:val="20"/>
+          <w:szCs w:val="20"/>
+          <w:lang w:eastAsia="en-IN"/>
+        </w:rPr>
+        <w:t>const</w:t>
+      </w:r>
+      <w:proofErr w:type="spellEnd"/>
+      <w:proofErr w:type="gramEnd"/>
+      <w:r>
+        <w:rPr>
+          <w:rFonts w:ascii="Courier New" w:eastAsia="Times New Roman" w:hAnsi="Courier New" w:cs="Courier New"/>
+          <w:sz w:val="20"/>
+          <w:szCs w:val="20"/>
+          <w:lang w:eastAsia="en-IN"/>
+        </w:rPr>
+        <w:t xml:space="preserve"> </w:t>
+      </w:r>
+      <w:proofErr w:type="spellStart"/>
+      <w:r>
+        <w:rPr>
+          <w:rFonts w:ascii="Courier New" w:eastAsia="Times New Roman" w:hAnsi="Courier New" w:cs="Courier New"/>
+          <w:sz w:val="20"/>
+          <w:szCs w:val="20"/>
+          <w:lang w:eastAsia="en-IN"/>
+        </w:rPr>
+        <w:t>handleFocus</w:t>
+      </w:r>
+      <w:proofErr w:type="spellEnd"/>
+      <w:r>
+        <w:rPr>
+          <w:rFonts w:ascii="Courier New" w:eastAsia="Times New Roman" w:hAnsi="Courier New" w:cs="Courier New"/>
+          <w:sz w:val="20"/>
+          <w:szCs w:val="20"/>
+          <w:lang w:eastAsia="en-IN"/>
+        </w:rPr>
+        <w:t xml:space="preserve"> = () =&gt; {</w:t>
+      </w:r>
+    </w:p>
+    <w:p>
+      <w:pPr>
+        <w:tabs>
+          <w:tab w:val="left" w:pos="916"/>
+          <w:tab w:val="left" w:pos="1832"/>
+          <w:tab w:val="left" w:pos="2748"/>
+          <w:tab w:val="left" w:pos="3664"/>
+          <w:tab w:val="left" w:pos="4580"/>
+          <w:tab w:val="left" w:pos="5496"/>
+          <w:tab w:val="left" w:pos="6412"/>
+          <w:tab w:val="left" w:pos="7328"/>
+          <w:tab w:val="left" w:pos="8244"/>
+          <w:tab w:val="left" w:pos="9160"/>
+          <w:tab w:val="left" w:pos="10076"/>
+          <w:tab w:val="left" w:pos="10992"/>
+          <w:tab w:val="left" w:pos="11908"/>
+          <w:tab w:val="left" w:pos="12824"/>
+          <w:tab w:val="left" w:pos="13740"/>
+          <w:tab w:val="left" w:pos="14656"/>
+        </w:tabs>
+        <w:spacing w:after="0" w:line="240" w:lineRule="auto"/>
+        <w:rPr>
+          <w:rFonts w:ascii="Courier New" w:eastAsia="Times New Roman" w:hAnsi="Courier New" w:cs="Courier New"/>
+          <w:sz w:val="20"/>
+          <w:szCs w:val="20"/>
+          <w:lang w:eastAsia="en-IN"/>
+        </w:rPr>
+      </w:pPr>
+      <w:r>
+        <w:rPr>
+          <w:rFonts w:ascii="Courier New" w:eastAsia="Times New Roman" w:hAnsi="Courier New" w:cs="Courier New"/>
+          <w:sz w:val="20"/>
+          <w:szCs w:val="20"/>
+          <w:lang w:eastAsia="en-IN"/>
+        </w:rPr>
+        <w:t xml:space="preserve">  </w:t>
+      </w:r>
+      <w:proofErr w:type="spellStart"/>
+      <w:proofErr w:type="gramStart"/>
+      <w:r>
+        <w:rPr>
+          <w:rFonts w:ascii="Courier New" w:eastAsia="Times New Roman" w:hAnsi="Courier New" w:cs="Courier New"/>
+          <w:sz w:val="20"/>
+          <w:szCs w:val="20"/>
+          <w:lang w:eastAsia="en-IN"/>
+        </w:rPr>
+        <w:t>inputRef.current.focus</w:t>
+      </w:r>
+      <w:proofErr w:type="spellEnd"/>
+      <w:r>
+        <w:rPr>
+          <w:rFonts w:ascii="Courier New" w:eastAsia="Times New Roman" w:hAnsi="Courier New" w:cs="Courier New"/>
+          <w:sz w:val="20"/>
+          <w:szCs w:val="20"/>
+          <w:lang w:eastAsia="en-IN"/>
+        </w:rPr>
+        <w:t>(</w:t>
+      </w:r>
+      <w:proofErr w:type="gramEnd"/>
+      <w:r>
+        <w:rPr>
+          <w:rFonts w:ascii="Courier New" w:eastAsia="Times New Roman" w:hAnsi="Courier New" w:cs="Courier New"/>
+          <w:sz w:val="20"/>
+          <w:szCs w:val="20"/>
+          <w:lang w:eastAsia="en-IN"/>
+        </w:rPr>
+        <w:t>);</w:t>
+      </w:r>
+    </w:p>
+    <w:p>
+      <w:pPr>
+        <w:tabs>
+          <w:tab w:val="left" w:pos="916"/>
+          <w:tab w:val="left" w:pos="1832"/>
+          <w:tab w:val="left" w:pos="2748"/>
+          <w:tab w:val="left" w:pos="3664"/>
+          <w:tab w:val="left" w:pos="4580"/>
+          <w:tab w:val="left" w:pos="5496"/>
+          <w:tab w:val="left" w:pos="6412"/>
+          <w:tab w:val="left" w:pos="7328"/>
+          <w:tab w:val="left" w:pos="8244"/>
+          <w:tab w:val="left" w:pos="9160"/>
+          <w:tab w:val="left" w:pos="10076"/>
+          <w:tab w:val="left" w:pos="10992"/>
+          <w:tab w:val="left" w:pos="11908"/>
+          <w:tab w:val="left" w:pos="12824"/>
+          <w:tab w:val="left" w:pos="13740"/>
+          <w:tab w:val="left" w:pos="14656"/>
+        </w:tabs>
+        <w:spacing w:after="0" w:line="240" w:lineRule="auto"/>
+        <w:rPr>
+          <w:rFonts w:ascii="Courier New" w:eastAsia="Times New Roman" w:hAnsi="Courier New" w:cs="Courier New"/>
+          <w:sz w:val="20"/>
+          <w:szCs w:val="20"/>
+          <w:lang w:eastAsia="en-IN"/>
+        </w:rPr>
+      </w:pPr>
+      <w:r>
+        <w:rPr>
+          <w:rFonts w:ascii="Courier New" w:eastAsia="Times New Roman" w:hAnsi="Courier New" w:cs="Courier New"/>
+          <w:sz w:val="20"/>
+          <w:szCs w:val="20"/>
+          <w:lang w:eastAsia="en-IN"/>
+        </w:rPr>
+        <w:t>};</w:t>
+      </w:r>
+    </w:p>
+    <w:p>
+      <w:pPr>
+        <w:tabs>
+          <w:tab w:val="left" w:pos="916"/>
+          <w:tab w:val="left" w:pos="1832"/>
+          <w:tab w:val="left" w:pos="2748"/>
+          <w:tab w:val="left" w:pos="3664"/>
+          <w:tab w:val="left" w:pos="4580"/>
+          <w:tab w:val="left" w:pos="5496"/>
+          <w:tab w:val="left" w:pos="6412"/>
+          <w:tab w:val="left" w:pos="7328"/>
+          <w:tab w:val="left" w:pos="8244"/>
+          <w:tab w:val="left" w:pos="9160"/>
+          <w:tab w:val="left" w:pos="10076"/>
+          <w:tab w:val="left" w:pos="10992"/>
+          <w:tab w:val="left" w:pos="11908"/>
+          <w:tab w:val="left" w:pos="12824"/>
+          <w:tab w:val="left" w:pos="13740"/>
+          <w:tab w:val="left" w:pos="14656"/>
+        </w:tabs>
+        <w:spacing w:after="0" w:line="240" w:lineRule="auto"/>
+        <w:rPr>
+          <w:rFonts w:ascii="Courier New" w:eastAsia="Times New Roman" w:hAnsi="Courier New" w:cs="Courier New"/>
+          <w:sz w:val="20"/>
+          <w:szCs w:val="20"/>
+          <w:lang w:eastAsia="en-IN"/>
+        </w:rPr>
+      </w:pPr>
+    </w:p>
+    <w:p>
+      <w:pPr>
+        <w:tabs>
+          <w:tab w:val="left" w:pos="916"/>
+          <w:tab w:val="left" w:pos="1832"/>
+          <w:tab w:val="left" w:pos="2748"/>
+          <w:tab w:val="left" w:pos="3664"/>
+          <w:tab w:val="left" w:pos="4580"/>
+          <w:tab w:val="left" w:pos="5496"/>
+          <w:tab w:val="left" w:pos="6412"/>
+          <w:tab w:val="left" w:pos="7328"/>
+          <w:tab w:val="left" w:pos="8244"/>
+          <w:tab w:val="left" w:pos="9160"/>
+          <w:tab w:val="left" w:pos="10076"/>
+          <w:tab w:val="left" w:pos="10992"/>
+          <w:tab w:val="left" w:pos="11908"/>
+          <w:tab w:val="left" w:pos="12824"/>
+          <w:tab w:val="left" w:pos="13740"/>
+          <w:tab w:val="left" w:pos="14656"/>
+        </w:tabs>
+        <w:spacing w:after="0" w:line="240" w:lineRule="auto"/>
+        <w:rPr>
+          <w:rFonts w:ascii="Courier New" w:eastAsia="Times New Roman" w:hAnsi="Courier New" w:cs="Courier New"/>
+          <w:sz w:val="20"/>
+          <w:szCs w:val="20"/>
+          <w:lang w:eastAsia="en-IN"/>
+        </w:rPr>
+      </w:pPr>
+      <w:proofErr w:type="gramStart"/>
+      <w:r>
+        <w:rPr>
+          <w:rFonts w:ascii="Courier New" w:eastAsia="Times New Roman" w:hAnsi="Courier New" w:cs="Courier New"/>
+          <w:sz w:val="20"/>
+          <w:szCs w:val="20"/>
+          <w:lang w:eastAsia="en-IN"/>
+        </w:rPr>
+        <w:t>return</w:t>
+      </w:r>
+      <w:proofErr w:type="gramEnd"/>
+      <w:r>
+        <w:rPr>
+          <w:rFonts w:ascii="Courier New" w:eastAsia="Times New Roman" w:hAnsi="Courier New" w:cs="Courier New"/>
+          <w:sz w:val="20"/>
+          <w:szCs w:val="20"/>
+          <w:lang w:eastAsia="en-IN"/>
+        </w:rPr>
+        <w:t xml:space="preserve"> (</w:t>
+      </w:r>
+    </w:p>
+    <w:p>
+      <w:pPr>
+        <w:tabs>
+          <w:tab w:val="left" w:pos="916"/>
+          <w:tab w:val="left" w:pos="1832"/>
+          <w:tab w:val="left" w:pos="2748"/>
+          <w:tab w:val="left" w:pos="3664"/>
+          <w:tab w:val="left" w:pos="4580"/>
+          <w:tab w:val="left" w:pos="5496"/>
+          <w:tab w:val="left" w:pos="6412"/>
+          <w:tab w:val="left" w:pos="7328"/>
+          <w:tab w:val="left" w:pos="8244"/>
+          <w:tab w:val="left" w:pos="9160"/>
+          <w:tab w:val="left" w:pos="10076"/>
+          <w:tab w:val="left" w:pos="10992"/>
+          <w:tab w:val="left" w:pos="11908"/>
+          <w:tab w:val="left" w:pos="12824"/>
+          <w:tab w:val="left" w:pos="13740"/>
+          <w:tab w:val="left" w:pos="14656"/>
+        </w:tabs>
+        <w:spacing w:after="0" w:line="240" w:lineRule="auto"/>
+        <w:rPr>
+          <w:rFonts w:ascii="Courier New" w:eastAsia="Times New Roman" w:hAnsi="Courier New" w:cs="Courier New"/>
+          <w:sz w:val="20"/>
+          <w:szCs w:val="20"/>
+          <w:lang w:eastAsia="en-IN"/>
+        </w:rPr>
+      </w:pPr>
+      <w:r>
+        <w:rPr>
+          <w:rFonts w:ascii="Courier New" w:eastAsia="Times New Roman" w:hAnsi="Courier New" w:cs="Courier New"/>
+          <w:sz w:val="20"/>
+          <w:szCs w:val="20"/>
+          <w:lang w:eastAsia="en-IN"/>
+        </w:rPr>
+        <w:t xml:space="preserve">  &lt;&gt;</w:t>
+      </w:r>
+    </w:p>
+    <w:p>
+      <w:pPr>
+        <w:tabs>
+          <w:tab w:val="left" w:pos="916"/>
+          <w:tab w:val="left" w:pos="1832"/>
+          <w:tab w:val="left" w:pos="2748"/>
+          <w:tab w:val="left" w:pos="3664"/>
+          <w:tab w:val="left" w:pos="4580"/>
+          <w:tab w:val="left" w:pos="5496"/>
+          <w:tab w:val="left" w:pos="6412"/>
+          <w:tab w:val="left" w:pos="7328"/>
+          <w:tab w:val="left" w:pos="8244"/>
+          <w:tab w:val="left" w:pos="9160"/>
+          <w:tab w:val="left" w:pos="10076"/>
+          <w:tab w:val="left" w:pos="10992"/>
+          <w:tab w:val="left" w:pos="11908"/>
+          <w:tab w:val="left" w:pos="12824"/>
+          <w:tab w:val="left" w:pos="13740"/>
+          <w:tab w:val="left" w:pos="14656"/>
+        </w:tabs>
+        <w:spacing w:after="0" w:line="240" w:lineRule="auto"/>
+        <w:rPr>
+          <w:rFonts w:ascii="Courier New" w:eastAsia="Times New Roman" w:hAnsi="Courier New" w:cs="Courier New"/>
+          <w:sz w:val="20"/>
+          <w:szCs w:val="20"/>
+          <w:lang w:eastAsia="en-IN"/>
+        </w:rPr>
+      </w:pPr>
+      <w:r>
+        <w:rPr>
+          <w:rFonts w:ascii="Courier New" w:eastAsia="Times New Roman" w:hAnsi="Courier New" w:cs="Courier New"/>
+          <w:sz w:val="20"/>
+          <w:szCs w:val="20"/>
+          <w:lang w:eastAsia="en-IN"/>
+        </w:rPr>
+        <w:t xml:space="preserve">    &lt;input ref</w:t>
+      </w:r>
+      <w:proofErr w:type="gramStart"/>
+      <w:r>
+        <w:rPr>
+          <w:rFonts w:ascii="Courier New" w:eastAsia="Times New Roman" w:hAnsi="Courier New" w:cs="Courier New"/>
+          <w:sz w:val="20"/>
+          <w:szCs w:val="20"/>
+          <w:lang w:eastAsia="en-IN"/>
+        </w:rPr>
+        <w:t>={</w:t>
+      </w:r>
+      <w:proofErr w:type="spellStart"/>
+      <w:proofErr w:type="gramEnd"/>
+      <w:r>
+        <w:rPr>
+          <w:rFonts w:ascii="Courier New" w:eastAsia="Times New Roman" w:hAnsi="Courier New" w:cs="Courier New"/>
+          <w:sz w:val="20"/>
+          <w:szCs w:val="20"/>
+          <w:lang w:eastAsia="en-IN"/>
+        </w:rPr>
+        <w:t>inputRef</w:t>
+      </w:r>
+      <w:proofErr w:type="spellEnd"/>
+      <w:r>
+        <w:rPr>
+          <w:rFonts w:ascii="Courier New" w:eastAsia="Times New Roman" w:hAnsi="Courier New" w:cs="Courier New"/>
+          <w:sz w:val="20"/>
+          <w:szCs w:val="20"/>
+          <w:lang w:eastAsia="en-IN"/>
+        </w:rPr>
+        <w:t>} /&gt;</w:t>
+      </w:r>
+    </w:p>
+    <w:p>
+      <w:pPr>
+        <w:tabs>
+          <w:tab w:val="left" w:pos="916"/>
+          <w:tab w:val="left" w:pos="1832"/>
+          <w:tab w:val="left" w:pos="2748"/>
+          <w:tab w:val="left" w:pos="3664"/>
+          <w:tab w:val="left" w:pos="4580"/>
+          <w:tab w:val="left" w:pos="5496"/>
+          <w:tab w:val="left" w:pos="6412"/>
+          <w:tab w:val="left" w:pos="7328"/>
+          <w:tab w:val="left" w:pos="8244"/>
+          <w:tab w:val="left" w:pos="9160"/>
+          <w:tab w:val="left" w:pos="10076"/>
+          <w:tab w:val="left" w:pos="10992"/>
+          <w:tab w:val="left" w:pos="11908"/>
+          <w:tab w:val="left" w:pos="12824"/>
+          <w:tab w:val="left" w:pos="13740"/>
+          <w:tab w:val="left" w:pos="14656"/>
+        </w:tabs>
+        <w:spacing w:after="0" w:line="240" w:lineRule="auto"/>
+        <w:rPr>
+          <w:rFonts w:ascii="Courier New" w:eastAsia="Times New Roman" w:hAnsi="Courier New" w:cs="Courier New"/>
+          <w:sz w:val="20"/>
+          <w:szCs w:val="20"/>
+          <w:lang w:eastAsia="en-IN"/>
+        </w:rPr>
+      </w:pPr>
+      <w:r>
+        <w:rPr>
+          <w:rFonts w:ascii="Courier New" w:eastAsia="Times New Roman" w:hAnsi="Courier New" w:cs="Courier New"/>
+          <w:sz w:val="20"/>
+          <w:szCs w:val="20"/>
+          <w:lang w:eastAsia="en-IN"/>
+        </w:rPr>
+        <w:t xml:space="preserve">    &lt;button </w:t>
+      </w:r>
+      <w:proofErr w:type="spellStart"/>
+      <w:r>
+        <w:rPr>
+          <w:rFonts w:ascii="Courier New" w:eastAsia="Times New Roman" w:hAnsi="Courier New" w:cs="Courier New"/>
+          <w:sz w:val="20"/>
+          <w:szCs w:val="20"/>
+          <w:lang w:eastAsia="en-IN"/>
+        </w:rPr>
+        <w:t>onClick</w:t>
+      </w:r>
+      <w:proofErr w:type="spellEnd"/>
+      <w:proofErr w:type="gramStart"/>
+      <w:r>
+        <w:rPr>
+          <w:rFonts w:ascii="Courier New" w:eastAsia="Times New Roman" w:hAnsi="Courier New" w:cs="Courier New"/>
+          <w:sz w:val="20"/>
+          <w:szCs w:val="20"/>
+          <w:lang w:eastAsia="en-IN"/>
+        </w:rPr>
+        <w:t>={</w:t>
+      </w:r>
+      <w:proofErr w:type="spellStart"/>
+      <w:proofErr w:type="gramEnd"/>
+      <w:r>
+        <w:rPr>
+          <w:rFonts w:ascii="Courier New" w:eastAsia="Times New Roman" w:hAnsi="Courier New" w:cs="Courier New"/>
+          <w:sz w:val="20"/>
+          <w:szCs w:val="20"/>
+          <w:lang w:eastAsia="en-IN"/>
+        </w:rPr>
+        <w:t>handleFocus</w:t>
+      </w:r>
+      <w:proofErr w:type="spellEnd"/>
+      <w:r>
+        <w:rPr>
+          <w:rFonts w:ascii="Courier New" w:eastAsia="Times New Roman" w:hAnsi="Courier New" w:cs="Courier New"/>
+          <w:sz w:val="20"/>
+          <w:szCs w:val="20"/>
+          <w:lang w:eastAsia="en-IN"/>
+        </w:rPr>
+        <w:t>}&gt;Focus&lt;/button&gt;</w:t>
+      </w:r>
+    </w:p>
+    <w:p>
+      <w:pPr>
+        <w:tabs>
+          <w:tab w:val="left" w:pos="916"/>
+          <w:tab w:val="left" w:pos="1832"/>
+          <w:tab w:val="left" w:pos="2748"/>
+          <w:tab w:val="left" w:pos="3664"/>
+          <w:tab w:val="left" w:pos="4580"/>
+          <w:tab w:val="left" w:pos="5496"/>
+          <w:tab w:val="left" w:pos="6412"/>
+          <w:tab w:val="left" w:pos="7328"/>
+          <w:tab w:val="left" w:pos="8244"/>
+          <w:tab w:val="left" w:pos="9160"/>
+          <w:tab w:val="left" w:pos="10076"/>
+          <w:tab w:val="left" w:pos="10992"/>
+          <w:tab w:val="left" w:pos="11908"/>
+          <w:tab w:val="left" w:pos="12824"/>
+          <w:tab w:val="left" w:pos="13740"/>
+          <w:tab w:val="left" w:pos="14656"/>
+        </w:tabs>
+        <w:spacing w:after="0" w:line="240" w:lineRule="auto"/>
+        <w:rPr>
+          <w:rFonts w:ascii="Courier New" w:eastAsia="Times New Roman" w:hAnsi="Courier New" w:cs="Courier New"/>
+          <w:sz w:val="20"/>
+          <w:szCs w:val="20"/>
+          <w:lang w:eastAsia="en-IN"/>
+        </w:rPr>
+      </w:pPr>
+      <w:r>
+        <w:rPr>
+          <w:rFonts w:ascii="Courier New" w:eastAsia="Times New Roman" w:hAnsi="Courier New" w:cs="Courier New"/>
+          <w:sz w:val="20"/>
+          <w:szCs w:val="20"/>
+          <w:lang w:eastAsia="en-IN"/>
+        </w:rPr>
+        <w:t xml:space="preserve">  &lt;/&gt;</w:t>
+      </w:r>
+    </w:p>
+    <w:p>
+      <w:pPr>
+        <w:tabs>
+          <w:tab w:val="left" w:pos="916"/>
+          <w:tab w:val="left" w:pos="1832"/>
+          <w:tab w:val="left" w:pos="2748"/>
+          <w:tab w:val="left" w:pos="3664"/>
+          <w:tab w:val="left" w:pos="4580"/>
+          <w:tab w:val="left" w:pos="5496"/>
+          <w:tab w:val="left" w:pos="6412"/>
+          <w:tab w:val="left" w:pos="7328"/>
+          <w:tab w:val="left" w:pos="8244"/>
+          <w:tab w:val="left" w:pos="9160"/>
+          <w:tab w:val="left" w:pos="10076"/>
+          <w:tab w:val="left" w:pos="10992"/>
+          <w:tab w:val="left" w:pos="11908"/>
+          <w:tab w:val="left" w:pos="12824"/>
+          <w:tab w:val="left" w:pos="13740"/>
+          <w:tab w:val="left" w:pos="14656"/>
+        </w:tabs>
+        <w:spacing w:after="0" w:line="240" w:lineRule="auto"/>
+        <w:rPr>
+          <w:rFonts w:ascii="Courier New" w:eastAsia="Times New Roman" w:hAnsi="Courier New" w:cs="Courier New"/>
+          <w:sz w:val="20"/>
+          <w:szCs w:val="20"/>
+          <w:lang w:eastAsia="en-IN"/>
+        </w:rPr>
+      </w:pPr>
+      <w:r>
+        <w:rPr>
+          <w:rFonts w:ascii="Courier New" w:eastAsia="Times New Roman" w:hAnsi="Courier New" w:cs="Courier New"/>
+          <w:sz w:val="20"/>
+          <w:szCs w:val="20"/>
+          <w:lang w:eastAsia="en-IN"/>
+        </w:rPr>
+        <w:t>);</w:t>
+      </w:r>
+    </w:p>
+    <w:p>
+      <w:pPr>
+        <w:spacing w:before="100" w:beforeAutospacing="1" w:after="100" w:afterAutospacing="1" w:line="240" w:lineRule="auto"/>
+        <w:rPr>
+          <w:rFonts w:ascii="Times New Roman" w:eastAsia="Times New Roman" w:hAnsi="Times New Roman" w:cs="Times New Roman"/>
+          <w:sz w:val="24"/>
+          <w:szCs w:val="24"/>
+          <w:lang w:eastAsia="en-IN"/>
+        </w:rPr>
+      </w:pPr>
+      <w:r>
+        <w:rPr>
+          <w:rFonts w:ascii="Times New Roman" w:eastAsia="Times New Roman" w:hAnsi="Times New Roman" w:cs="Times New Roman"/>
+          <w:sz w:val="24"/>
+          <w:szCs w:val="24"/>
+          <w:lang w:eastAsia="en-IN"/>
+        </w:rPr>
+        <w:t xml:space="preserve">Here, </w:t>
+      </w:r>
+      <w:proofErr w:type="spellStart"/>
+      <w:r>
+        <w:rPr>
+          <w:rFonts w:ascii="Courier New" w:eastAsia="Times New Roman" w:hAnsi="Courier New" w:cs="Courier New"/>
+          <w:sz w:val="20"/>
+          <w:szCs w:val="20"/>
+          <w:lang w:eastAsia="en-IN"/>
+        </w:rPr>
+        <w:t>inputRef.current</w:t>
+      </w:r>
+      <w:proofErr w:type="spellEnd"/>
+      <w:r>
+        <w:rPr>
+          <w:rFonts w:ascii="Times New Roman" w:eastAsia="Times New Roman" w:hAnsi="Times New Roman" w:cs="Times New Roman"/>
+          <w:sz w:val="24"/>
+          <w:szCs w:val="24"/>
+          <w:lang w:eastAsia="en-IN"/>
+        </w:rPr>
+        <w:t xml:space="preserve"> gives us access to the input element.</w:t>
+      </w:r>
+    </w:p>
+    <w:p>
+      <w:pPr>
+        <w:spacing w:before="100" w:beforeAutospacing="1" w:after="100" w:afterAutospacing="1" w:line="240" w:lineRule="auto"/>
+        <w:rPr>
+          <w:rFonts w:ascii="Times New Roman" w:eastAsia="Times New Roman" w:hAnsi="Times New Roman" w:cs="Times New Roman"/>
+          <w:sz w:val="24"/>
+          <w:szCs w:val="24"/>
+          <w:lang w:eastAsia="en-IN"/>
+        </w:rPr>
+      </w:pPr>
+      <w:r>
+        <w:rPr>
+          <w:rFonts w:ascii="Times New Roman" w:eastAsia="Times New Roman" w:hAnsi="Times New Roman" w:cs="Times New Roman"/>
+          <w:b/>
+          <w:bCs/>
+          <w:sz w:val="24"/>
+          <w:szCs w:val="24"/>
+          <w:lang w:eastAsia="en-IN"/>
+        </w:rPr>
+        <w:t>Interview answer:</w:t>
+      </w:r>
+    </w:p>
+    <w:p>
+      <w:pPr>
+        <w:spacing w:beforeAutospacing="1" w:after="100" w:afterAutospacing="1" w:line="240" w:lineRule="auto"/>
+        <w:rPr>
+          <w:rFonts w:ascii="Times New Roman" w:eastAsia="Times New Roman" w:hAnsi="Times New Roman" w:cs="Times New Roman"/>
+          <w:sz w:val="24"/>
+          <w:szCs w:val="24"/>
+          <w:lang w:eastAsia="en-IN"/>
+        </w:rPr>
+      </w:pPr>
+      <w:r>
+        <w:rPr>
+          <w:rFonts w:ascii="Times New Roman" w:eastAsia="Times New Roman" w:hAnsi="Times New Roman" w:cs="Times New Roman"/>
+          <w:sz w:val="24"/>
+          <w:szCs w:val="24"/>
+          <w:lang w:eastAsia="en-IN"/>
+        </w:rPr>
+        <w:t>"</w:t>
+      </w:r>
+      <w:proofErr w:type="spellStart"/>
+      <w:proofErr w:type="gramStart"/>
+      <w:r>
+        <w:rPr>
+          <w:rFonts w:ascii="Courier New" w:eastAsia="Times New Roman" w:hAnsi="Courier New" w:cs="Courier New"/>
+          <w:sz w:val="20"/>
+          <w:szCs w:val="20"/>
+          <w:lang w:eastAsia="en-IN"/>
+        </w:rPr>
+        <w:t>useRef</w:t>
+      </w:r>
+      <w:proofErr w:type="spellEnd"/>
+      <w:proofErr w:type="gramEnd"/>
+      <w:r>
+        <w:rPr>
+          <w:rFonts w:ascii="Times New Roman" w:eastAsia="Times New Roman" w:hAnsi="Times New Roman" w:cs="Times New Roman"/>
+          <w:sz w:val="24"/>
+          <w:szCs w:val="24"/>
+          <w:lang w:eastAsia="en-IN"/>
+        </w:rPr>
+        <w:t xml:space="preserve"> is a React Hook used to persist a mutable value across renders without causing a re-render when the value changes. It is also commonly used to access DOM elements, for example, to focus an input field or store a timer ID."</w:t>
+      </w:r>
+    </w:p>
+    <w:p>
+      <w:pPr>
+        <w:spacing w:after="0" w:line="240" w:lineRule="auto"/>
+        <w:rPr>
+          <w:rFonts w:ascii="Times New Roman" w:eastAsia="Times New Roman" w:hAnsi="Times New Roman" w:cs="Times New Roman"/>
+          <w:sz w:val="24"/>
+          <w:szCs w:val="24"/>
+          <w:lang w:eastAsia="en-IN"/>
+        </w:rPr>
+      </w:pPr>
+      <w:r>
+        <w:rPr>
+          <w:rFonts w:ascii="Times New Roman" w:eastAsia="Times New Roman" w:hAnsi="Times New Roman" w:cs="Times New Roman"/>
+          <w:sz w:val="24"/>
+          <w:szCs w:val="24"/>
+          <w:lang w:eastAsia="en-IN"/>
+        </w:rPr>
+        <w:lastRenderedPageBreak/>
+        <w:pict>
+          <v:rect id="_x0000_i1128" style="width:0;height:1.5pt" o:hralign="center" o:hrstd="t" o:hr="t" fillcolor="#a0a0a0" stroked="f"/>
+        </w:pict>
+      </w:r>
+    </w:p>
+    <w:p>
+      <w:pPr>
+        <w:spacing w:before="100" w:beforeAutospacing="1" w:after="100" w:afterAutospacing="1" w:line="240" w:lineRule="auto"/>
+        <w:outlineLvl w:val="1"/>
+        <w:rPr>
+          <w:rFonts w:ascii="Times New Roman" w:eastAsia="Times New Roman" w:hAnsi="Times New Roman" w:cs="Times New Roman"/>
+          <w:b/>
+          <w:bCs/>
+          <w:sz w:val="36"/>
+          <w:szCs w:val="36"/>
+          <w:lang w:eastAsia="en-IN"/>
+        </w:rPr>
+      </w:pPr>
+      <w:r>
+        <w:rPr>
+          <w:rFonts w:ascii="Times New Roman" w:eastAsia="Times New Roman" w:hAnsi="Times New Roman" w:cs="Times New Roman"/>
+          <w:b/>
+          <w:bCs/>
+          <w:sz w:val="36"/>
+          <w:szCs w:val="36"/>
+          <w:lang w:eastAsia="en-IN"/>
+        </w:rPr>
+        <w:t>5</w:t>
+      </w:r>
+      <w:bookmarkStart w:id="0" w:name="_GoBack"/>
+      <w:bookmarkEnd w:id="0"/>
+      <w:r>
+        <w:rPr>
+          <w:rFonts w:ascii="Times New Roman" w:eastAsia="Times New Roman" w:hAnsi="Times New Roman" w:cs="Times New Roman"/>
+          <w:b/>
+          <w:bCs/>
+          <w:sz w:val="36"/>
+          <w:szCs w:val="36"/>
+          <w:lang w:eastAsia="en-IN"/>
+        </w:rPr>
+        <w:t xml:space="preserve">3. </w:t>
+      </w:r>
+      <w:proofErr w:type="spellStart"/>
+      <w:proofErr w:type="gramStart"/>
+      <w:r>
+        <w:rPr>
+          <w:rFonts w:ascii="Times New Roman" w:eastAsia="Times New Roman" w:hAnsi="Times New Roman" w:cs="Times New Roman"/>
+          <w:b/>
+          <w:bCs/>
+          <w:sz w:val="36"/>
+          <w:szCs w:val="36"/>
+          <w:lang w:eastAsia="en-IN"/>
+        </w:rPr>
+        <w:t>useEffect</w:t>
+      </w:r>
+      <w:proofErr w:type="spellEnd"/>
+      <w:proofErr w:type="gramEnd"/>
+      <w:r>
+        <w:rPr>
+          <w:rFonts w:ascii="Times New Roman" w:eastAsia="Times New Roman" w:hAnsi="Times New Roman" w:cs="Times New Roman"/>
+          <w:b/>
+          <w:bCs/>
+          <w:sz w:val="36"/>
+          <w:szCs w:val="36"/>
+          <w:lang w:eastAsia="en-IN"/>
+        </w:rPr>
+        <w:t xml:space="preserve"> vs </w:t>
+      </w:r>
+      <w:proofErr w:type="spellStart"/>
+      <w:r>
+        <w:rPr>
+          <w:rFonts w:ascii="Times New Roman" w:eastAsia="Times New Roman" w:hAnsi="Times New Roman" w:cs="Times New Roman"/>
+          <w:b/>
+          <w:bCs/>
+          <w:sz w:val="36"/>
+          <w:szCs w:val="36"/>
+          <w:lang w:eastAsia="en-IN"/>
+        </w:rPr>
+        <w:t>useLayoutEffect</w:t>
+      </w:r>
+      <w:proofErr w:type="spellEnd"/>
+    </w:p>
+    <w:p>
+      <w:pPr>
+        <w:spacing w:before="100" w:beforeAutospacing="1" w:after="100" w:afterAutospacing="1" w:line="240" w:lineRule="auto"/>
+        <w:rPr>
+          <w:rFonts w:ascii="Times New Roman" w:eastAsia="Times New Roman" w:hAnsi="Times New Roman" w:cs="Times New Roman"/>
+          <w:sz w:val="24"/>
+          <w:szCs w:val="24"/>
+          <w:lang w:eastAsia="en-IN"/>
+        </w:rPr>
+      </w:pPr>
+      <w:r>
+        <w:rPr>
+          <w:rFonts w:ascii="Times New Roman" w:eastAsia="Times New Roman" w:hAnsi="Times New Roman" w:cs="Times New Roman"/>
+          <w:b/>
+          <w:bCs/>
+          <w:sz w:val="24"/>
+          <w:szCs w:val="24"/>
+          <w:lang w:eastAsia="en-IN"/>
+        </w:rPr>
+        <w:t>Answer:</w:t>
+      </w:r>
+    </w:p>
+    <w:p>
+      <w:pPr>
+        <w:spacing w:before="100" w:beforeAutospacing="1" w:after="100" w:afterAutospacing="1" w:line="240" w:lineRule="auto"/>
+        <w:rPr>
+          <w:rFonts w:ascii="Times New Roman" w:eastAsia="Times New Roman" w:hAnsi="Times New Roman" w:cs="Times New Roman"/>
+          <w:sz w:val="24"/>
+          <w:szCs w:val="24"/>
+          <w:lang w:eastAsia="en-IN"/>
+        </w:rPr>
+      </w:pPr>
+      <w:r>
+        <w:rPr>
+          <w:rFonts w:ascii="Times New Roman" w:eastAsia="Times New Roman" w:hAnsi="Times New Roman" w:cs="Times New Roman"/>
+          <w:sz w:val="24"/>
+          <w:szCs w:val="24"/>
+          <w:lang w:eastAsia="en-IN"/>
+        </w:rPr>
+        <w:t xml:space="preserve">Both </w:t>
+      </w:r>
+      <w:proofErr w:type="spellStart"/>
+      <w:r>
+        <w:rPr>
+          <w:rFonts w:ascii="Courier New" w:eastAsia="Times New Roman" w:hAnsi="Courier New" w:cs="Courier New"/>
+          <w:sz w:val="20"/>
+          <w:szCs w:val="20"/>
+          <w:lang w:eastAsia="en-IN"/>
+        </w:rPr>
+        <w:t>useEffect</w:t>
+      </w:r>
+      <w:proofErr w:type="spellEnd"/>
+      <w:r>
+        <w:rPr>
+          <w:rFonts w:ascii="Times New Roman" w:eastAsia="Times New Roman" w:hAnsi="Times New Roman" w:cs="Times New Roman"/>
+          <w:sz w:val="24"/>
+          <w:szCs w:val="24"/>
+          <w:lang w:eastAsia="en-IN"/>
+        </w:rPr>
+        <w:t xml:space="preserve"> and </w:t>
+      </w:r>
+      <w:proofErr w:type="spellStart"/>
+      <w:r>
+        <w:rPr>
+          <w:rFonts w:ascii="Courier New" w:eastAsia="Times New Roman" w:hAnsi="Courier New" w:cs="Courier New"/>
+          <w:sz w:val="20"/>
+          <w:szCs w:val="20"/>
+          <w:lang w:eastAsia="en-IN"/>
+        </w:rPr>
+        <w:t>useLayoutEffect</w:t>
+      </w:r>
+      <w:proofErr w:type="spellEnd"/>
+      <w:r>
+        <w:rPr>
+          <w:rFonts w:ascii="Times New Roman" w:eastAsia="Times New Roman" w:hAnsi="Times New Roman" w:cs="Times New Roman"/>
+          <w:sz w:val="24"/>
+          <w:szCs w:val="24"/>
+          <w:lang w:eastAsia="en-IN"/>
+        </w:rPr>
+        <w:t xml:space="preserve"> are used to perform side effects, but the main difference is </w:t>
+      </w:r>
+      <w:r>
+        <w:rPr>
+          <w:rFonts w:ascii="Times New Roman" w:eastAsia="Times New Roman" w:hAnsi="Times New Roman" w:cs="Times New Roman"/>
+          <w:b/>
+          <w:bCs/>
+          <w:sz w:val="24"/>
+          <w:szCs w:val="24"/>
+          <w:lang w:eastAsia="en-IN"/>
+        </w:rPr>
+        <w:t>when they execute</w:t>
+      </w:r>
+      <w:r>
+        <w:rPr>
+          <w:rFonts w:ascii="Times New Roman" w:eastAsia="Times New Roman" w:hAnsi="Times New Roman" w:cs="Times New Roman"/>
+          <w:sz w:val="24"/>
+          <w:szCs w:val="24"/>
+          <w:lang w:eastAsia="en-IN"/>
+        </w:rPr>
+        <w:t>.</w:t>
+      </w:r>
+    </w:p>
+    <w:p>
+      <w:pPr>
+        <w:spacing w:before="100" w:beforeAutospacing="1" w:after="100" w:afterAutospacing="1" w:line="240" w:lineRule="auto"/>
+        <w:rPr>
+          <w:rFonts w:ascii="Times New Roman" w:eastAsia="Times New Roman" w:hAnsi="Times New Roman" w:cs="Times New Roman"/>
+          <w:sz w:val="24"/>
+          <w:szCs w:val="24"/>
+          <w:lang w:eastAsia="en-IN"/>
+        </w:rPr>
+      </w:pPr>
+      <w:proofErr w:type="spellStart"/>
+      <w:proofErr w:type="gramStart"/>
+      <w:r>
+        <w:rPr>
+          <w:rFonts w:ascii="Courier New" w:eastAsia="Times New Roman" w:hAnsi="Courier New" w:cs="Courier New"/>
+          <w:sz w:val="20"/>
+          <w:szCs w:val="20"/>
+          <w:lang w:eastAsia="en-IN"/>
+        </w:rPr>
+        <w:t>useEffect</w:t>
+      </w:r>
+      <w:proofErr w:type="spellEnd"/>
+      <w:proofErr w:type="gramEnd"/>
+      <w:r>
+        <w:rPr>
+          <w:rFonts w:ascii="Times New Roman" w:eastAsia="Times New Roman" w:hAnsi="Times New Roman" w:cs="Times New Roman"/>
+          <w:sz w:val="24"/>
+          <w:szCs w:val="24"/>
+          <w:lang w:eastAsia="en-IN"/>
+        </w:rPr>
+        <w:t xml:space="preserve"> runs after the browser has generally painted the updated UI. It is commonly used for API calls, subscriptions, timers, and event listeners.</w:t>
+      </w:r>
+    </w:p>
+    <w:p>
+      <w:pPr>
+        <w:spacing w:before="100" w:beforeAutospacing="1" w:after="100" w:afterAutospacing="1" w:line="240" w:lineRule="auto"/>
+        <w:rPr>
+          <w:rFonts w:ascii="Times New Roman" w:eastAsia="Times New Roman" w:hAnsi="Times New Roman" w:cs="Times New Roman"/>
+          <w:sz w:val="24"/>
+          <w:szCs w:val="24"/>
+          <w:lang w:eastAsia="en-IN"/>
+        </w:rPr>
+      </w:pPr>
+      <w:proofErr w:type="spellStart"/>
+      <w:proofErr w:type="gramStart"/>
+      <w:r>
+        <w:rPr>
+          <w:rFonts w:ascii="Courier New" w:eastAsia="Times New Roman" w:hAnsi="Courier New" w:cs="Courier New"/>
+          <w:sz w:val="20"/>
+          <w:szCs w:val="20"/>
+          <w:lang w:eastAsia="en-IN"/>
+        </w:rPr>
+        <w:t>useLayoutEffect</w:t>
+      </w:r>
+      <w:proofErr w:type="spellEnd"/>
+      <w:proofErr w:type="gramEnd"/>
+      <w:r>
+        <w:rPr>
+          <w:rFonts w:ascii="Times New Roman" w:eastAsia="Times New Roman" w:hAnsi="Times New Roman" w:cs="Times New Roman"/>
+          <w:sz w:val="24"/>
+          <w:szCs w:val="24"/>
+          <w:lang w:eastAsia="en-IN"/>
+        </w:rPr>
+        <w:t xml:space="preserve"> runs after React updates the DOM but before the browser paints the updated UI. It is mainly used when we need to measure or modify the DOM before the user sees it.</w:t>
+      </w:r>
+    </w:p>
+    <w:p>
+      <w:pPr>
+        <w:spacing w:before="100" w:beforeAutospacing="1" w:after="100" w:afterAutospacing="1" w:line="240" w:lineRule="auto"/>
+        <w:rPr>
+          <w:rFonts w:ascii="Times New Roman" w:eastAsia="Times New Roman" w:hAnsi="Times New Roman" w:cs="Times New Roman"/>
+          <w:sz w:val="24"/>
+          <w:szCs w:val="24"/>
+          <w:lang w:eastAsia="en-IN"/>
+        </w:rPr>
+      </w:pPr>
+      <w:r>
+        <w:rPr>
+          <w:rFonts w:ascii="Times New Roman" w:eastAsia="Times New Roman" w:hAnsi="Times New Roman" w:cs="Times New Roman"/>
+          <w:sz w:val="24"/>
+          <w:szCs w:val="24"/>
+          <w:lang w:eastAsia="en-IN"/>
+        </w:rPr>
+        <w:t xml:space="preserve">For example, if we need to calculate the position or size of an element before displaying it, </w:t>
+      </w:r>
+      <w:proofErr w:type="spellStart"/>
+      <w:r>
+        <w:rPr>
+          <w:rFonts w:ascii="Courier New" w:eastAsia="Times New Roman" w:hAnsi="Courier New" w:cs="Courier New"/>
+          <w:sz w:val="20"/>
+          <w:szCs w:val="20"/>
+          <w:lang w:eastAsia="en-IN"/>
+        </w:rPr>
+        <w:t>useLayoutEffect</w:t>
+      </w:r>
+      <w:proofErr w:type="spellEnd"/>
+      <w:r>
+        <w:rPr>
+          <w:rFonts w:ascii="Times New Roman" w:eastAsia="Times New Roman" w:hAnsi="Times New Roman" w:cs="Times New Roman"/>
+          <w:sz w:val="24"/>
+          <w:szCs w:val="24"/>
+          <w:lang w:eastAsia="en-IN"/>
+        </w:rPr>
+        <w:t xml:space="preserve"> can be useful.</w:t>
+      </w:r>
+    </w:p>
+    <w:p>
+      <w:pPr>
+        <w:spacing w:before="100" w:beforeAutospacing="1" w:after="100" w:afterAutospacing="1" w:line="240" w:lineRule="auto"/>
         <w:outlineLvl w:val="0"/>
         <w:rPr>
           <w:rFonts w:ascii="Times New Roman" w:eastAsia="Times New Roman" w:hAnsi="Times New Roman" w:cs="Times New Roman"/>
@@ -9715,8 +11173,6 @@
           <w:lang w:eastAsia="en-IN"/>
         </w:rPr>
       </w:pPr>
-      <w:bookmarkStart w:id="0" w:name="_GoBack"/>
-      <w:bookmarkEnd w:id="0"/>
     </w:p>
     <w:sectPr>
       <w:pgSz w:w="11906" w:h="16838"/>
@@ -10362,6 +11818,16 @@
     <w:basedOn w:val="DefaultParagraphFont"/>
     <w:rsid w:val="0095056D"/>
   </w:style>
+  <w:style w:type="character" w:customStyle="1" w:styleId="o">
+    <w:name w:val="ͼo"/>
+    <w:basedOn w:val="DefaultParagraphFont"/>
+    <w:rsid w:val="0097260B"/>
+  </w:style>
+  <w:style w:type="character" w:customStyle="1" w:styleId="n">
+    <w:name w:val="ͼn"/>
+    <w:basedOn w:val="DefaultParagraphFont"/>
+    <w:rsid w:val="0097260B"/>
+  </w:style>
 </w:styles>
 </file>
 
